--- a/Docs/Guides/Version 1.0/DEPLOYMENT_GUIDE.docx
+++ b/Docs/Guides/Version 1.0/DEPLOYMENT_GUIDE.docx
@@ -2380,6 +2380,99 @@
           <w:sz w:val="22"/>
         </w:rPr>
         <w:t>13. Приёмочная проверка</w:t>
+      </w:r>
+    </w:p>
+    <w:p>
+      <w:r>
+        <w:rPr>
+          <w:rFonts w:ascii="Calibri" w:hAnsi="Calibri" w:eastAsia="Calibri"/>
+          <w:sz w:val="22"/>
+        </w:rPr>
+        <w:t xml:space="preserve">Перед ручной приёмкой запустите в редакторе Apps Script функцию </w:t>
+      </w:r>
+      <w:r>
+        <w:rPr>
+          <w:rFonts w:ascii="Consolas" w:hAnsi="Consolas" w:eastAsia="Consolas"/>
+          <w:color w:val="1F4D78"/>
+          <w:sz w:val="19"/>
+        </w:rPr>
+        <w:t>runSmartFlowHealthCheck()</w:t>
+      </w:r>
+      <w:r>
+        <w:rPr>
+          <w:rFonts w:ascii="Calibri" w:hAnsi="Calibri" w:eastAsia="Calibri"/>
+          <w:sz w:val="22"/>
+        </w:rPr>
+        <w:t xml:space="preserve">. Она ничего не изменяет и возвращает структурированный отчёт. Поле </w:t>
+      </w:r>
+      <w:r>
+        <w:rPr>
+          <w:rFonts w:ascii="Consolas" w:hAnsi="Consolas" w:eastAsia="Consolas"/>
+          <w:color w:val="1F4D78"/>
+          <w:sz w:val="19"/>
+        </w:rPr>
+        <w:t>ok</w:t>
+      </w:r>
+      <w:r>
+        <w:rPr>
+          <w:rFonts w:ascii="Calibri" w:hAnsi="Calibri" w:eastAsia="Calibri"/>
+          <w:sz w:val="22"/>
+        </w:rPr>
+        <w:t xml:space="preserve"> должно быть </w:t>
+      </w:r>
+      <w:r>
+        <w:rPr>
+          <w:rFonts w:ascii="Consolas" w:hAnsi="Consolas" w:eastAsia="Consolas"/>
+          <w:color w:val="1F4D78"/>
+          <w:sz w:val="19"/>
+        </w:rPr>
+        <w:t>true</w:t>
+      </w:r>
+      <w:r>
+        <w:rPr>
+          <w:rFonts w:ascii="Calibri" w:hAnsi="Calibri" w:eastAsia="Calibri"/>
+          <w:sz w:val="22"/>
+        </w:rPr>
+        <w:t xml:space="preserve">, </w:t>
+      </w:r>
+      <w:r>
+        <w:rPr>
+          <w:rFonts w:ascii="Consolas" w:hAnsi="Consolas" w:eastAsia="Consolas"/>
+          <w:color w:val="1F4D78"/>
+          <w:sz w:val="19"/>
+        </w:rPr>
+        <w:t>failed</w:t>
+      </w:r>
+      <w:r>
+        <w:rPr>
+          <w:rFonts w:ascii="Calibri" w:hAnsi="Calibri" w:eastAsia="Calibri"/>
+          <w:sz w:val="22"/>
+        </w:rPr>
+        <w:t xml:space="preserve"> — </w:t>
+      </w:r>
+      <w:r>
+        <w:rPr>
+          <w:rFonts w:ascii="Consolas" w:hAnsi="Consolas" w:eastAsia="Consolas"/>
+          <w:color w:val="1F4D78"/>
+          <w:sz w:val="19"/>
+        </w:rPr>
+        <w:t>0</w:t>
+      </w:r>
+      <w:r>
+        <w:rPr>
+          <w:rFonts w:ascii="Calibri" w:hAnsi="Calibri" w:eastAsia="Calibri"/>
+          <w:sz w:val="22"/>
+        </w:rPr>
+        <w:t>.</w:t>
+      </w:r>
+    </w:p>
+    <w:p>
+      <w:r>
+        <w:rPr>
+          <w:rFonts w:ascii="Calibri" w:hAnsi="Calibri" w:eastAsia="Calibri"/>
+          <w:sz w:val="22"/>
+        </w:rPr>
+        <w:t>Проверяются обязательные листы и колонки, системные настройки и часовые пояса, доступ к календарям активных мастеров, оба webhook, необходимые и дублирующиеся триггеры, а также получатели новых заявок. Отчёт не содержит токены и данные клиентов. Если проверка сообщает ошибку, исправьте её до создания тестовой заявки.</w:t>
       </w:r>
     </w:p>
     <w:p>

--- a/Docs/Guides/Version 1.0/DEPLOYMENT_GUIDE.docx
+++ b/Docs/Guides/Version 1.0/DEPLOYMENT_GUIDE.docx
@@ -2152,24 +2152,12 @@
       </w:r>
     </w:p>
     <w:p>
-      <w:pPr>
-        <w:pStyle w:val="Heading1"/>
-      </w:pPr>
       <w:r>
         <w:rPr>
           <w:rFonts w:ascii="Calibri" w:hAnsi="Calibri" w:eastAsia="Calibri"/>
           <w:sz w:val="22"/>
         </w:rPr>
-        <w:t>11. Триггеры</w:t>
-      </w:r>
-    </w:p>
-    <w:p>
-      <w:r>
-        <w:rPr>
-          <w:rFonts w:ascii="Calibri" w:hAnsi="Calibri" w:eastAsia="Calibri"/>
-          <w:sz w:val="22"/>
-        </w:rPr>
-        <w:t xml:space="preserve">Создайте time-driven trigger для </w:t>
+        <w:t xml:space="preserve">Повторно доставленный Telegram </w:t>
       </w:r>
       <w:r>
         <w:rPr>
@@ -2177,14 +2165,14 @@
           <w:color w:val="1F4D78"/>
           <w:sz w:val="19"/>
         </w:rPr>
-        <w:t>send24hAppointmentReminders</w:t>
+        <w:t>update_id</w:t>
       </w:r>
       <w:r>
         <w:rPr>
           <w:rFonts w:ascii="Calibri" w:hAnsi="Calibri" w:eastAsia="Calibri"/>
           <w:sz w:val="22"/>
         </w:rPr>
-        <w:t xml:space="preserve">. Практичный интервал — один раз в час. Сама функция не отправляет сообщения до 08:00 и после 23:00 и учитывает </w:t>
+        <w:t xml:space="preserve"> безопасно игнорируется отдельно для Client Bot и Admin Bot. После обновления кода отдельная миграция не требуется: прежний максимальный ID автоматически переносится в новый ограниченный журнал Script Properties при первом webhook-запросе. Не очищайте свойства </w:t>
       </w:r>
       <w:r>
         <w:rPr>
@@ -2192,23 +2180,14 @@
           <w:color w:val="1F4D78"/>
           <w:sz w:val="19"/>
         </w:rPr>
-        <w:t>ReminderDayBefore</w:t>
+        <w:t>TELEGRAM_PROCESSED_UPDATES_CLIENT</w:t>
       </w:r>
       <w:r>
         <w:rPr>
           <w:rFonts w:ascii="Calibri" w:hAnsi="Calibri" w:eastAsia="Calibri"/>
           <w:sz w:val="22"/>
         </w:rPr>
-        <w:t>.</w:t>
-      </w:r>
-    </w:p>
-    <w:p>
-      <w:r>
-        <w:rPr>
-          <w:rFonts w:ascii="Calibri" w:hAnsi="Calibri" w:eastAsia="Calibri"/>
-          <w:sz w:val="22"/>
-        </w:rPr>
-        <w:t xml:space="preserve">Убедитесь, что существует ровно один часовой триггер </w:t>
+        <w:t xml:space="preserve"> и </w:t>
       </w:r>
       <w:r>
         <w:rPr>
@@ -2216,23 +2195,14 @@
           <w:color w:val="1F4D78"/>
           <w:sz w:val="19"/>
         </w:rPr>
-        <w:t>syncCompletedCustomerVisitsTrigger</w:t>
+        <w:t>TELEGRAM_PROCESSED_UPDATES_ADMIN</w:t>
       </w:r>
       <w:r>
         <w:rPr>
           <w:rFonts w:ascii="Calibri" w:hAnsi="Calibri" w:eastAsia="Calibri"/>
           <w:sz w:val="22"/>
         </w:rPr>
-        <w:t>. Он фиксирует завершённые визиты и обновляет CustomerProfiles; он не кеширует записи и не влияет на актуальность экранов.</w:t>
-      </w:r>
-    </w:p>
-    <w:p>
-      <w:r>
-        <w:rPr>
-          <w:rFonts w:ascii="Calibri" w:hAnsi="Calibri" w:eastAsia="Calibri"/>
-          <w:sz w:val="22"/>
-        </w:rPr>
-        <w:t>Не создавайте несколько одинаковых триггеров: это повышает риск повторных уведомлений и лишних квот.</w:t>
+        <w:t xml:space="preserve"> во время нормальной работы.</w:t>
       </w:r>
     </w:p>
     <w:p>
@@ -2244,6 +2214,90 @@
           <w:rFonts w:ascii="Calibri" w:hAnsi="Calibri" w:eastAsia="Calibri"/>
           <w:sz w:val="22"/>
         </w:rPr>
+        <w:t>11. Триггеры</w:t>
+      </w:r>
+    </w:p>
+    <w:p>
+      <w:r>
+        <w:rPr>
+          <w:rFonts w:ascii="Calibri" w:hAnsi="Calibri" w:eastAsia="Calibri"/>
+          <w:sz w:val="22"/>
+        </w:rPr>
+        <w:t xml:space="preserve">Создайте time-driven trigger для </w:t>
+      </w:r>
+      <w:r>
+        <w:rPr>
+          <w:rFonts w:ascii="Consolas" w:hAnsi="Consolas" w:eastAsia="Consolas"/>
+          <w:color w:val="1F4D78"/>
+          <w:sz w:val="19"/>
+        </w:rPr>
+        <w:t>send24hAppointmentReminders</w:t>
+      </w:r>
+      <w:r>
+        <w:rPr>
+          <w:rFonts w:ascii="Calibri" w:hAnsi="Calibri" w:eastAsia="Calibri"/>
+          <w:sz w:val="22"/>
+        </w:rPr>
+        <w:t xml:space="preserve">. Практичный интервал — один раз в час. Сама функция не отправляет сообщения до 08:00 и после 23:00 и учитывает </w:t>
+      </w:r>
+      <w:r>
+        <w:rPr>
+          <w:rFonts w:ascii="Consolas" w:hAnsi="Consolas" w:eastAsia="Consolas"/>
+          <w:color w:val="1F4D78"/>
+          <w:sz w:val="19"/>
+        </w:rPr>
+        <w:t>ReminderDayBefore</w:t>
+      </w:r>
+      <w:r>
+        <w:rPr>
+          <w:rFonts w:ascii="Calibri" w:hAnsi="Calibri" w:eastAsia="Calibri"/>
+          <w:sz w:val="22"/>
+        </w:rPr>
+        <w:t>.</w:t>
+      </w:r>
+    </w:p>
+    <w:p>
+      <w:r>
+        <w:rPr>
+          <w:rFonts w:ascii="Calibri" w:hAnsi="Calibri" w:eastAsia="Calibri"/>
+          <w:sz w:val="22"/>
+        </w:rPr>
+        <w:t xml:space="preserve">Убедитесь, что существует ровно один часовой триггер </w:t>
+      </w:r>
+      <w:r>
+        <w:rPr>
+          <w:rFonts w:ascii="Consolas" w:hAnsi="Consolas" w:eastAsia="Consolas"/>
+          <w:color w:val="1F4D78"/>
+          <w:sz w:val="19"/>
+        </w:rPr>
+        <w:t>syncCompletedCustomerVisitsTrigger</w:t>
+      </w:r>
+      <w:r>
+        <w:rPr>
+          <w:rFonts w:ascii="Calibri" w:hAnsi="Calibri" w:eastAsia="Calibri"/>
+          <w:sz w:val="22"/>
+        </w:rPr>
+        <w:t>. Он фиксирует завершённые визиты и обновляет CustomerProfiles; он не кеширует записи и не влияет на актуальность экранов.</w:t>
+      </w:r>
+    </w:p>
+    <w:p>
+      <w:r>
+        <w:rPr>
+          <w:rFonts w:ascii="Calibri" w:hAnsi="Calibri" w:eastAsia="Calibri"/>
+          <w:sz w:val="22"/>
+        </w:rPr>
+        <w:t>Не создавайте несколько одинаковых триггеров: это повышает риск повторных уведомлений и лишних квот.</w:t>
+      </w:r>
+    </w:p>
+    <w:p>
+      <w:pPr>
+        <w:pStyle w:val="Heading1"/>
+      </w:pPr>
+      <w:r>
+        <w:rPr>
+          <w:rFonts w:ascii="Calibri" w:hAnsi="Calibri" w:eastAsia="Calibri"/>
+          <w:sz w:val="22"/>
+        </w:rPr>
         <w:t>12. Настройка салона через Admin Bot</w:t>
       </w:r>
     </w:p>
@@ -2331,7 +2385,7 @@
           <w:rFonts w:ascii="Calibri" w:hAnsi="Calibri" w:eastAsia="Calibri"/>
           <w:sz w:val="22"/>
         </w:rPr>
-        <w:t xml:space="preserve">В </w:t>
+        <w:t xml:space="preserve">При необходимости укажите в </w:t>
       </w:r>
       <w:r>
         <w:rPr>
@@ -2346,7 +2400,22 @@
           <w:rFonts w:ascii="Calibri" w:hAnsi="Calibri" w:eastAsia="Calibri"/>
           <w:sz w:val="22"/>
         </w:rPr>
-        <w:t xml:space="preserve"> укажите активных получателей новых заявок.</w:t>
+        <w:t xml:space="preserve"> дополнительных получателей новых заявок. Всех администраторов из </w:t>
+      </w:r>
+      <w:r>
+        <w:rPr>
+          <w:rFonts w:ascii="Consolas" w:hAnsi="Consolas" w:eastAsia="Consolas"/>
+          <w:color w:val="1F4D78"/>
+          <w:sz w:val="19"/>
+        </w:rPr>
+        <w:t>AdminTelegramIds</w:t>
+      </w:r>
+      <w:r>
+        <w:rPr>
+          <w:rFonts w:ascii="Calibri" w:hAnsi="Calibri" w:eastAsia="Calibri"/>
+          <w:sz w:val="22"/>
+        </w:rPr>
+        <w:t xml:space="preserve"> добавлять туда не нужно.</w:t>
       </w:r>
     </w:p>
     <w:p>
@@ -2368,6 +2437,30 @@
           <w:sz w:val="22"/>
         </w:rPr>
         <w:t>Telegram ID мастера при создании не требуется. Его можно добавить позднее при редактировании.</w:t>
+      </w:r>
+    </w:p>
+    <w:p>
+      <w:r>
+        <w:rPr>
+          <w:rFonts w:ascii="Calibri" w:hAnsi="Calibri" w:eastAsia="Calibri"/>
+          <w:sz w:val="22"/>
+        </w:rPr>
+        <w:t xml:space="preserve">Все ID из </w:t>
+      </w:r>
+      <w:r>
+        <w:rPr>
+          <w:rFonts w:ascii="Consolas" w:hAnsi="Consolas" w:eastAsia="Consolas"/>
+          <w:color w:val="1F4D78"/>
+          <w:sz w:val="19"/>
+        </w:rPr>
+        <w:t>AdminTelegramIds</w:t>
+      </w:r>
+      <w:r>
+        <w:rPr>
+          <w:rFonts w:ascii="Calibri" w:hAnsi="Calibri" w:eastAsia="Calibri"/>
+          <w:sz w:val="22"/>
+        </w:rPr>
+        <w:t xml:space="preserve"> автоматически получают административные уведомления. Нажатие Start не добавляет пользователя в список: доступ и уведомления появляются только после добавления ID через Configuration.</w:t>
       </w:r>
     </w:p>
     <w:p>

--- a/Docs/Guides/Version 1.0/DEPLOYMENT_GUIDE.docx
+++ b/Docs/Guides/Version 1.0/DEPLOYMENT_GUIDE.docx
@@ -1009,6 +1009,99 @@
           <w:rFonts w:ascii="Calibri" w:hAnsi="Calibri" w:eastAsia="Calibri"/>
           <w:sz w:val="22"/>
         </w:rPr>
+        <w:t xml:space="preserve">Токены вводятся в Settings только временно для первого запуска. После загрузки кода обязательно выполните </w:t>
+      </w:r>
+      <w:r>
+        <w:rPr>
+          <w:rFonts w:ascii="Consolas" w:hAnsi="Consolas" w:eastAsia="Consolas"/>
+          <w:color w:val="1F4D78"/>
+          <w:sz w:val="19"/>
+        </w:rPr>
+        <w:t>migrateBotTokensToScriptProperties()</w:t>
+      </w:r>
+      <w:r>
+        <w:rPr>
+          <w:rFonts w:ascii="Calibri" w:hAnsi="Calibri" w:eastAsia="Calibri"/>
+          <w:sz w:val="22"/>
+        </w:rPr>
+        <w:t xml:space="preserve">. Функция сначала проверяет оба токена, сохраняет их как </w:t>
+      </w:r>
+      <w:r>
+        <w:rPr>
+          <w:rFonts w:ascii="Consolas" w:hAnsi="Consolas" w:eastAsia="Consolas"/>
+          <w:color w:val="1F4D78"/>
+          <w:sz w:val="19"/>
+        </w:rPr>
+        <w:t>SMARTFLOW_CLIENT_BOT_TOKEN</w:t>
+      </w:r>
+      <w:r>
+        <w:rPr>
+          <w:rFonts w:ascii="Calibri" w:hAnsi="Calibri" w:eastAsia="Calibri"/>
+          <w:sz w:val="22"/>
+        </w:rPr>
+        <w:t xml:space="preserve"> и </w:t>
+      </w:r>
+      <w:r>
+        <w:rPr>
+          <w:rFonts w:ascii="Consolas" w:hAnsi="Consolas" w:eastAsia="Consolas"/>
+          <w:color w:val="1F4D78"/>
+          <w:sz w:val="19"/>
+        </w:rPr>
+        <w:t>SMARTFLOW_ADMIN_BOT_TOKEN</w:t>
+      </w:r>
+      <w:r>
+        <w:rPr>
+          <w:rFonts w:ascii="Calibri" w:hAnsi="Calibri" w:eastAsia="Calibri"/>
+          <w:sz w:val="22"/>
+        </w:rPr>
+        <w:t xml:space="preserve"> в Script Properties, затем очищает значения </w:t>
+      </w:r>
+      <w:r>
+        <w:rPr>
+          <w:rFonts w:ascii="Consolas" w:hAnsi="Consolas" w:eastAsia="Consolas"/>
+          <w:color w:val="1F4D78"/>
+          <w:sz w:val="19"/>
+        </w:rPr>
+        <w:t>ClientBotToken</w:t>
+      </w:r>
+      <w:r>
+        <w:rPr>
+          <w:rFonts w:ascii="Calibri" w:hAnsi="Calibri" w:eastAsia="Calibri"/>
+          <w:sz w:val="22"/>
+        </w:rPr>
+        <w:t xml:space="preserve"> и </w:t>
+      </w:r>
+      <w:r>
+        <w:rPr>
+          <w:rFonts w:ascii="Consolas" w:hAnsi="Consolas" w:eastAsia="Consolas"/>
+          <w:color w:val="1F4D78"/>
+          <w:sz w:val="19"/>
+        </w:rPr>
+        <w:t>AdminBotToken</w:t>
+      </w:r>
+      <w:r>
+        <w:rPr>
+          <w:rFonts w:ascii="Calibri" w:hAnsi="Calibri" w:eastAsia="Calibri"/>
+          <w:sz w:val="22"/>
+        </w:rPr>
+        <w:t xml:space="preserve"> в таблице. В AuditLog и результат миграции сами токены не попадают.</w:t>
+      </w:r>
+    </w:p>
+    <w:p>
+      <w:r>
+        <w:rPr>
+          <w:rFonts w:ascii="Calibri" w:hAnsi="Calibri" w:eastAsia="Calibri"/>
+          <w:sz w:val="22"/>
+        </w:rPr>
+        <w:t>До миграции сохранена временная совместимость чтения из Settings, однако health check будет красным. После успешной миграции строки ключей можно оставить, но их значения должны быть пустыми.</w:t>
+      </w:r>
+    </w:p>
+    <w:p>
+      <w:r>
+        <w:rPr>
+          <w:rFonts w:ascii="Calibri" w:hAnsi="Calibri" w:eastAsia="Calibri"/>
+          <w:sz w:val="22"/>
+        </w:rPr>
         <w:t>Часовой пояс Apps Script, Settings и календарей должен совпадать. Несовпадение приводит к неверным слотам и напоминаниям.</w:t>
       </w:r>
     </w:p>
@@ -1640,6 +1733,80 @@
           <w:sz w:val="22"/>
         </w:rPr>
         <w:t xml:space="preserve"> — только после резервной копии legacy-таблицы.</w:t>
+      </w:r>
+    </w:p>
+    <w:p>
+      <w:pPr>
+        <w:pStyle w:val="ListNumber"/>
+      </w:pPr>
+      <w:r>
+        <w:rPr>
+          <w:rFonts w:ascii="Consolas" w:hAnsi="Consolas" w:eastAsia="Consolas"/>
+          <w:color w:val="1F4D78"/>
+          <w:sz w:val="19"/>
+        </w:rPr>
+        <w:t>migrateBotTokensToScriptProperties()</w:t>
+      </w:r>
+      <w:r>
+        <w:rPr>
+          <w:rFonts w:ascii="Calibri" w:hAnsi="Calibri" w:eastAsia="Calibri"/>
+          <w:sz w:val="22"/>
+        </w:rPr>
+        <w:t xml:space="preserve"> — после проверки обоих токенов; функция переносит секреты и очищает их в Settings.</w:t>
+      </w:r>
+    </w:p>
+    <w:p>
+      <w:r>
+        <w:rPr>
+          <w:rFonts w:ascii="Calibri" w:hAnsi="Calibri" w:eastAsia="Calibri"/>
+          <w:sz w:val="22"/>
+        </w:rPr>
+        <w:t xml:space="preserve">Для ротации токена откройте Apps Script → Project Settings → Script Properties и замените соответствующее значение </w:t>
+      </w:r>
+      <w:r>
+        <w:rPr>
+          <w:rFonts w:ascii="Consolas" w:hAnsi="Consolas" w:eastAsia="Consolas"/>
+          <w:color w:val="1F4D78"/>
+          <w:sz w:val="19"/>
+        </w:rPr>
+        <w:t>SMARTFLOW_CLIENT_BOT_TOKEN</w:t>
+      </w:r>
+      <w:r>
+        <w:rPr>
+          <w:rFonts w:ascii="Calibri" w:hAnsi="Calibri" w:eastAsia="Calibri"/>
+          <w:sz w:val="22"/>
+        </w:rPr>
+        <w:t xml:space="preserve"> или </w:t>
+      </w:r>
+      <w:r>
+        <w:rPr>
+          <w:rFonts w:ascii="Consolas" w:hAnsi="Consolas" w:eastAsia="Consolas"/>
+          <w:color w:val="1F4D78"/>
+          <w:sz w:val="19"/>
+        </w:rPr>
+        <w:t>SMARTFLOW_ADMIN_BOT_TOKEN</w:t>
+      </w:r>
+      <w:r>
+        <w:rPr>
+          <w:rFonts w:ascii="Calibri" w:hAnsi="Calibri" w:eastAsia="Calibri"/>
+          <w:sz w:val="22"/>
+        </w:rPr>
+        <w:t xml:space="preserve">. После ротации переустановите webhook изменённого бота и выполните </w:t>
+      </w:r>
+      <w:r>
+        <w:rPr>
+          <w:rFonts w:ascii="Consolas" w:hAnsi="Consolas" w:eastAsia="Consolas"/>
+          <w:color w:val="1F4D78"/>
+          <w:sz w:val="19"/>
+        </w:rPr>
+        <w:t>runSmartFlowHealthCheck()</w:t>
+      </w:r>
+      <w:r>
+        <w:rPr>
+          <w:rFonts w:ascii="Calibri" w:hAnsi="Calibri" w:eastAsia="Calibri"/>
+          <w:sz w:val="22"/>
+        </w:rPr>
+        <w:t>. Не записывайте новый production-токен обратно в таблицу и не включайте его в журнал установки.</w:t>
       </w:r>
     </w:p>
     <w:p>

--- a/Docs/Guides/Version 1.0/DEPLOYMENT_GUIDE.docx
+++ b/Docs/Guides/Version 1.0/DEPLOYMENT_GUIDE.docx
@@ -773,14 +773,14 @@
           <w:color w:val="1F4D78"/>
           <w:sz w:val="19"/>
         </w:rPr>
-        <w:t>ClientBotToken</w:t>
+        <w:t>AppsScriptUrl</w:t>
       </w:r>
       <w:r>
         <w:rPr>
           <w:rFonts w:ascii="Calibri" w:hAnsi="Calibri" w:eastAsia="Calibri"/>
           <w:sz w:val="22"/>
         </w:rPr>
-        <w:t>: токен Client Bot;</w:t>
+        <w:t>: пока оставьте пустым, он появится после deployment;</w:t>
       </w:r>
     </w:p>
     <w:p>
@@ -793,14 +793,14 @@
           <w:color w:val="1F4D78"/>
           <w:sz w:val="19"/>
         </w:rPr>
-        <w:t>AdminBotToken</w:t>
+        <w:t>AdminTelegramIds</w:t>
       </w:r>
       <w:r>
         <w:rPr>
           <w:rFonts w:ascii="Calibri" w:hAnsi="Calibri" w:eastAsia="Calibri"/>
           <w:sz w:val="22"/>
         </w:rPr>
-        <w:t>: токен Admin Bot;</w:t>
+        <w:t>: Telegram ID первого администратора, несколько ID — через запятую без пробелов;</w:t>
       </w:r>
     </w:p>
     <w:p>
@@ -813,14 +813,44 @@
           <w:color w:val="1F4D78"/>
           <w:sz w:val="19"/>
         </w:rPr>
-        <w:t>AppsScriptUrl</w:t>
+        <w:t>ReminderDayBefore</w:t>
       </w:r>
       <w:r>
         <w:rPr>
           <w:rFonts w:ascii="Calibri" w:hAnsi="Calibri" w:eastAsia="Calibri"/>
           <w:sz w:val="22"/>
         </w:rPr>
-        <w:t>: пока оставьте пустым, он появится после deployment;</w:t>
+        <w:t xml:space="preserve">: </w:t>
+      </w:r>
+      <w:r>
+        <w:rPr>
+          <w:rFonts w:ascii="Consolas" w:hAnsi="Consolas" w:eastAsia="Consolas"/>
+          <w:color w:val="1F4D78"/>
+          <w:sz w:val="19"/>
+        </w:rPr>
+        <w:t>TRUE</w:t>
+      </w:r>
+      <w:r>
+        <w:rPr>
+          <w:rFonts w:ascii="Calibri" w:hAnsi="Calibri" w:eastAsia="Calibri"/>
+          <w:sz w:val="22"/>
+        </w:rPr>
+        <w:t xml:space="preserve"> или </w:t>
+      </w:r>
+      <w:r>
+        <w:rPr>
+          <w:rFonts w:ascii="Consolas" w:hAnsi="Consolas" w:eastAsia="Consolas"/>
+          <w:color w:val="1F4D78"/>
+          <w:sz w:val="19"/>
+        </w:rPr>
+        <w:t>FALSE</w:t>
+      </w:r>
+      <w:r>
+        <w:rPr>
+          <w:rFonts w:ascii="Calibri" w:hAnsi="Calibri" w:eastAsia="Calibri"/>
+          <w:sz w:val="22"/>
+        </w:rPr>
+        <w:t>;</w:t>
       </w:r>
     </w:p>
     <w:p>
@@ -833,14 +863,29 @@
           <w:color w:val="1F4D78"/>
           <w:sz w:val="19"/>
         </w:rPr>
-        <w:t>AdminTelegramIds</w:t>
+        <w:t>DefaultCalendarId</w:t>
       </w:r>
       <w:r>
         <w:rPr>
           <w:rFonts w:ascii="Calibri" w:hAnsi="Calibri" w:eastAsia="Calibri"/>
           <w:sz w:val="22"/>
         </w:rPr>
-        <w:t>: Telegram ID первого администратора, несколько ID — через запятую без пробелов;</w:t>
+        <w:t xml:space="preserve">: Calendar ID для безопасного fallback, обычно </w:t>
+      </w:r>
+      <w:r>
+        <w:rPr>
+          <w:rFonts w:ascii="Consolas" w:hAnsi="Consolas" w:eastAsia="Consolas"/>
+          <w:color w:val="1F4D78"/>
+          <w:sz w:val="19"/>
+        </w:rPr>
+        <w:t>primary</w:t>
+      </w:r>
+      <w:r>
+        <w:rPr>
+          <w:rFonts w:ascii="Calibri" w:hAnsi="Calibri" w:eastAsia="Calibri"/>
+          <w:sz w:val="22"/>
+        </w:rPr>
+        <w:t xml:space="preserve"> только если это действительно нужный календарь;</w:t>
       </w:r>
     </w:p>
     <w:p>
@@ -853,14 +898,14 @@
           <w:color w:val="1F4D78"/>
           <w:sz w:val="19"/>
         </w:rPr>
-        <w:t>ReminderDayBefore</w:t>
+        <w:t>DefaultWorkStartTime</w:t>
       </w:r>
       <w:r>
         <w:rPr>
           <w:rFonts w:ascii="Calibri" w:hAnsi="Calibri" w:eastAsia="Calibri"/>
           <w:sz w:val="22"/>
         </w:rPr>
-        <w:t xml:space="preserve">: </w:t>
+        <w:t xml:space="preserve">, </w:t>
       </w:r>
       <w:r>
         <w:rPr>
@@ -868,29 +913,14 @@
           <w:color w:val="1F4D78"/>
           <w:sz w:val="19"/>
         </w:rPr>
-        <w:t>TRUE</w:t>
+        <w:t>DefaultWorkEndTime</w:t>
       </w:r>
       <w:r>
         <w:rPr>
           <w:rFonts w:ascii="Calibri" w:hAnsi="Calibri" w:eastAsia="Calibri"/>
           <w:sz w:val="22"/>
         </w:rPr>
-        <w:t xml:space="preserve"> или </w:t>
-      </w:r>
-      <w:r>
-        <w:rPr>
-          <w:rFonts w:ascii="Consolas" w:hAnsi="Consolas" w:eastAsia="Consolas"/>
-          <w:color w:val="1F4D78"/>
-          <w:sz w:val="19"/>
-        </w:rPr>
-        <w:t>FALSE</w:t>
-      </w:r>
-      <w:r>
-        <w:rPr>
-          <w:rFonts w:ascii="Calibri" w:hAnsi="Calibri" w:eastAsia="Calibri"/>
-          <w:sz w:val="22"/>
-        </w:rPr>
-        <w:t>;</w:t>
+        <w:t>: рабочий интервал по умолчанию;</w:t>
       </w:r>
     </w:p>
     <w:p>
@@ -903,29 +933,14 @@
           <w:color w:val="1F4D78"/>
           <w:sz w:val="19"/>
         </w:rPr>
-        <w:t>DefaultCalendarId</w:t>
+        <w:t>BookingDaysAhead</w:t>
       </w:r>
       <w:r>
         <w:rPr>
           <w:rFonts w:ascii="Calibri" w:hAnsi="Calibri" w:eastAsia="Calibri"/>
           <w:sz w:val="22"/>
         </w:rPr>
-        <w:t xml:space="preserve">: Calendar ID для безопасного fallback, обычно </w:t>
-      </w:r>
-      <w:r>
-        <w:rPr>
-          <w:rFonts w:ascii="Consolas" w:hAnsi="Consolas" w:eastAsia="Consolas"/>
-          <w:color w:val="1F4D78"/>
-          <w:sz w:val="19"/>
-        </w:rPr>
-        <w:t>primary</w:t>
-      </w:r>
-      <w:r>
-        <w:rPr>
-          <w:rFonts w:ascii="Calibri" w:hAnsi="Calibri" w:eastAsia="Calibri"/>
-          <w:sz w:val="22"/>
-        </w:rPr>
-        <w:t xml:space="preserve"> только если это действительно нужный календарь;</w:t>
+        <w:t>: от 1 до 365;</w:t>
       </w:r>
     </w:p>
     <w:p>
@@ -938,14 +953,23 @@
           <w:color w:val="1F4D78"/>
           <w:sz w:val="19"/>
         </w:rPr>
-        <w:t>DefaultWorkStartTime</w:t>
+        <w:t>PaginationPageSize</w:t>
       </w:r>
       <w:r>
         <w:rPr>
           <w:rFonts w:ascii="Calibri" w:hAnsi="Calibri" w:eastAsia="Calibri"/>
           <w:sz w:val="22"/>
         </w:rPr>
-        <w:t xml:space="preserve">, </w:t>
+        <w:t>: от 1 до 10, рекомендуемое значение 5.</w:t>
+      </w:r>
+    </w:p>
+    <w:p>
+      <w:r>
+        <w:rPr>
+          <w:rFonts w:ascii="Calibri" w:hAnsi="Calibri" w:eastAsia="Calibri"/>
+          <w:sz w:val="22"/>
+        </w:rPr>
+        <w:t xml:space="preserve">Токены не вводятся в Settings. Откройте Apps Script → Project Settings → Script Properties и создайте </w:t>
       </w:r>
       <w:r>
         <w:rPr>
@@ -953,147 +977,29 @@
           <w:color w:val="1F4D78"/>
           <w:sz w:val="19"/>
         </w:rPr>
-        <w:t>DefaultWorkEndTime</w:t>
+        <w:t>SMARTFLOW_CLIENT_BOT_TOKEN</w:t>
       </w:r>
       <w:r>
         <w:rPr>
           <w:rFonts w:ascii="Calibri" w:hAnsi="Calibri" w:eastAsia="Calibri"/>
           <w:sz w:val="22"/>
         </w:rPr>
-        <w:t>: рабочий интервал по умолчанию;</w:t>
-      </w:r>
-    </w:p>
-    <w:p>
-      <w:pPr>
-        <w:pStyle w:val="ListBullet"/>
-      </w:pPr>
+        <w:t xml:space="preserve"> и </w:t>
+      </w:r>
       <w:r>
         <w:rPr>
           <w:rFonts w:ascii="Consolas" w:hAnsi="Consolas" w:eastAsia="Consolas"/>
           <w:color w:val="1F4D78"/>
           <w:sz w:val="19"/>
         </w:rPr>
-        <w:t>BookingDaysAhead</w:t>
+        <w:t>SMARTFLOW_ADMIN_BOT_TOKEN</w:t>
       </w:r>
       <w:r>
         <w:rPr>
           <w:rFonts w:ascii="Calibri" w:hAnsi="Calibri" w:eastAsia="Calibri"/>
           <w:sz w:val="22"/>
         </w:rPr>
-        <w:t>: от 1 до 365;</w:t>
-      </w:r>
-    </w:p>
-    <w:p>
-      <w:pPr>
-        <w:pStyle w:val="ListBullet"/>
-      </w:pPr>
-      <w:r>
-        <w:rPr>
-          <w:rFonts w:ascii="Consolas" w:hAnsi="Consolas" w:eastAsia="Consolas"/>
-          <w:color w:val="1F4D78"/>
-          <w:sz w:val="19"/>
-        </w:rPr>
-        <w:t>PaginationPageSize</w:t>
-      </w:r>
-      <w:r>
-        <w:rPr>
-          <w:rFonts w:ascii="Calibri" w:hAnsi="Calibri" w:eastAsia="Calibri"/>
-          <w:sz w:val="22"/>
-        </w:rPr>
-        <w:t>: от 1 до 10, рекомендуемое значение 5.</w:t>
-      </w:r>
-    </w:p>
-    <w:p>
-      <w:r>
-        <w:rPr>
-          <w:rFonts w:ascii="Calibri" w:hAnsi="Calibri" w:eastAsia="Calibri"/>
-          <w:sz w:val="22"/>
-        </w:rPr>
-        <w:t xml:space="preserve">Токены вводятся в Settings только временно для первого запуска. После загрузки кода обязательно выполните </w:t>
-      </w:r>
-      <w:r>
-        <w:rPr>
-          <w:rFonts w:ascii="Consolas" w:hAnsi="Consolas" w:eastAsia="Consolas"/>
-          <w:color w:val="1F4D78"/>
-          <w:sz w:val="19"/>
-        </w:rPr>
-        <w:t>migrateBotTokensToScriptProperties()</w:t>
-      </w:r>
-      <w:r>
-        <w:rPr>
-          <w:rFonts w:ascii="Calibri" w:hAnsi="Calibri" w:eastAsia="Calibri"/>
-          <w:sz w:val="22"/>
-        </w:rPr>
-        <w:t xml:space="preserve">. Функция сначала проверяет оба токена, сохраняет их как </w:t>
-      </w:r>
-      <w:r>
-        <w:rPr>
-          <w:rFonts w:ascii="Consolas" w:hAnsi="Consolas" w:eastAsia="Consolas"/>
-          <w:color w:val="1F4D78"/>
-          <w:sz w:val="19"/>
-        </w:rPr>
-        <w:t>SMARTFLOW_CLIENT_BOT_TOKEN</w:t>
-      </w:r>
-      <w:r>
-        <w:rPr>
-          <w:rFonts w:ascii="Calibri" w:hAnsi="Calibri" w:eastAsia="Calibri"/>
-          <w:sz w:val="22"/>
-        </w:rPr>
-        <w:t xml:space="preserve"> и </w:t>
-      </w:r>
-      <w:r>
-        <w:rPr>
-          <w:rFonts w:ascii="Consolas" w:hAnsi="Consolas" w:eastAsia="Consolas"/>
-          <w:color w:val="1F4D78"/>
-          <w:sz w:val="19"/>
-        </w:rPr>
-        <w:t>SMARTFLOW_ADMIN_BOT_TOKEN</w:t>
-      </w:r>
-      <w:r>
-        <w:rPr>
-          <w:rFonts w:ascii="Calibri" w:hAnsi="Calibri" w:eastAsia="Calibri"/>
-          <w:sz w:val="22"/>
-        </w:rPr>
-        <w:t xml:space="preserve"> в Script Properties, затем очищает значения </w:t>
-      </w:r>
-      <w:r>
-        <w:rPr>
-          <w:rFonts w:ascii="Consolas" w:hAnsi="Consolas" w:eastAsia="Consolas"/>
-          <w:color w:val="1F4D78"/>
-          <w:sz w:val="19"/>
-        </w:rPr>
-        <w:t>ClientBotToken</w:t>
-      </w:r>
-      <w:r>
-        <w:rPr>
-          <w:rFonts w:ascii="Calibri" w:hAnsi="Calibri" w:eastAsia="Calibri"/>
-          <w:sz w:val="22"/>
-        </w:rPr>
-        <w:t xml:space="preserve"> и </w:t>
-      </w:r>
-      <w:r>
-        <w:rPr>
-          <w:rFonts w:ascii="Consolas" w:hAnsi="Consolas" w:eastAsia="Consolas"/>
-          <w:color w:val="1F4D78"/>
-          <w:sz w:val="19"/>
-        </w:rPr>
-        <w:t>AdminBotToken</w:t>
-      </w:r>
-      <w:r>
-        <w:rPr>
-          <w:rFonts w:ascii="Calibri" w:hAnsi="Calibri" w:eastAsia="Calibri"/>
-          <w:sz w:val="22"/>
-        </w:rPr>
-        <w:t xml:space="preserve"> в таблице. В AuditLog и результат миграции сами токены не попадают.</w:t>
-      </w:r>
-    </w:p>
-    <w:p>
-      <w:r>
-        <w:rPr>
-          <w:rFonts w:ascii="Calibri" w:hAnsi="Calibri" w:eastAsia="Calibri"/>
-          <w:sz w:val="22"/>
-        </w:rPr>
-        <w:t>До миграции сохранена временная совместимость чтения из Settings, однако health check будет красным. После успешной миграции строки ключей можно оставить, но их значения должны быть пустыми.</w:t>
+        <w:t>. В значения вставьте соответствующие токены из BotFather и сохраните свойства. Не записывайте токены в таблицу, AuditLog или журнал установки.</w:t>
       </w:r>
     </w:p>
     <w:p>
@@ -1741,6 +1647,13 @@
       </w:pPr>
       <w:r>
         <w:rPr>
+          <w:rFonts w:ascii="Calibri" w:hAnsi="Calibri" w:eastAsia="Calibri"/>
+          <w:sz w:val="22"/>
+        </w:rPr>
+        <w:t xml:space="preserve">Только для legacy-установки со старыми строками токенов: </w:t>
+      </w:r>
+      <w:r>
+        <w:rPr>
           <w:rFonts w:ascii="Consolas" w:hAnsi="Consolas" w:eastAsia="Consolas"/>
           <w:color w:val="1F4D78"/>
           <w:sz w:val="19"/>
@@ -1752,7 +1665,34 @@
           <w:rFonts w:ascii="Calibri" w:hAnsi="Calibri" w:eastAsia="Calibri"/>
           <w:sz w:val="22"/>
         </w:rPr>
-        <w:t xml:space="preserve"> — после проверки обоих токенов; функция переносит секреты и очищает их в Settings.</w:t>
+        <w:t>.</w:t>
+      </w:r>
+    </w:p>
+    <w:p>
+      <w:pPr>
+        <w:pStyle w:val="ListNumber"/>
+      </w:pPr>
+      <w:r>
+        <w:rPr>
+          <w:rFonts w:ascii="Calibri" w:hAnsi="Calibri" w:eastAsia="Calibri"/>
+          <w:sz w:val="22"/>
+        </w:rPr>
+        <w:t xml:space="preserve">После успешного переноса: </w:t>
+      </w:r>
+      <w:r>
+        <w:rPr>
+          <w:rFonts w:ascii="Consolas" w:hAnsi="Consolas" w:eastAsia="Consolas"/>
+          <w:color w:val="1F4D78"/>
+          <w:sz w:val="19"/>
+        </w:rPr>
+        <w:t>migrateRemoveLegacyBotTokenSettings()</w:t>
+      </w:r>
+      <w:r>
+        <w:rPr>
+          <w:rFonts w:ascii="Calibri" w:hAnsi="Calibri" w:eastAsia="Calibri"/>
+          <w:sz w:val="22"/>
+        </w:rPr>
+        <w:t xml:space="preserve"> — проверяет оба Script Properties и удаляет obsolete-строки из Settings.</w:t>
       </w:r>
     </w:p>
     <w:p>

--- a/Docs/Guides/Version 1.0/DEPLOYMENT_GUIDE.docx
+++ b/Docs/Guides/Version 1.0/DEPLOYMENT_GUIDE.docx
@@ -1696,6 +1696,26 @@
       </w:r>
     </w:p>
     <w:p>
+      <w:pPr>
+        <w:pStyle w:val="ListNumber"/>
+      </w:pPr>
+      <w:r>
+        <w:rPr>
+          <w:rFonts w:ascii="Consolas" w:hAnsi="Consolas" w:eastAsia="Consolas"/>
+          <w:color w:val="1F4D78"/>
+          <w:sz w:val="19"/>
+        </w:rPr>
+        <w:t>migrateCalendarResilienceMessages()</w:t>
+      </w:r>
+      <w:r>
+        <w:rPr>
+          <w:rFonts w:ascii="Calibri" w:hAnsi="Calibri" w:eastAsia="Calibri"/>
+          <w:sz w:val="22"/>
+        </w:rPr>
+        <w:t xml:space="preserve"> — добавляет локализованные сообщения об ошибках Calendar; функция повторно-безопасна и нужна после обновления существующей установки.</w:t>
+      </w:r>
+    </w:p>
+    <w:p>
       <w:r>
         <w:rPr>
           <w:rFonts w:ascii="Calibri" w:hAnsi="Calibri" w:eastAsia="Calibri"/>
@@ -2733,15 +2753,12 @@
       </w:r>
     </w:p>
     <w:p>
-      <w:pPr>
-        <w:pStyle w:val="ListNumber"/>
-      </w:pPr>
       <w:r>
         <w:rPr>
           <w:rFonts w:ascii="Calibri" w:hAnsi="Calibri" w:eastAsia="Calibri"/>
           <w:sz w:val="22"/>
         </w:rPr>
-        <w:t>Запись видна в Client Bot → «Мои записи» и Admin Bot → «Записи».</w:t>
+        <w:t xml:space="preserve">   Если Calendar временно недоступен, заявка остаётся pending: исправьте Calendar ID или права и повторно нажмите тот же вариант. Новая Appointment создаваться не должна.</w:t>
       </w:r>
     </w:p>
     <w:p>
@@ -2753,7 +2770,28 @@
           <w:rFonts w:ascii="Calibri" w:hAnsi="Calibri" w:eastAsia="Calibri"/>
           <w:sz w:val="22"/>
         </w:rPr>
+        <w:t>Запись видна в Client Bot → «Мои записи» и Admin Bot → «Записи».</w:t>
+      </w:r>
+    </w:p>
+    <w:p>
+      <w:pPr>
+        <w:pStyle w:val="ListNumber"/>
+      </w:pPr>
+      <w:r>
+        <w:rPr>
+          <w:rFonts w:ascii="Calibri" w:hAnsi="Calibri" w:eastAsia="Calibri"/>
+          <w:sz w:val="22"/>
+        </w:rPr>
         <w:t>Перенос обновляет Sheets и Calendar; клиент получает карточку без повторных действий.</w:t>
+      </w:r>
+    </w:p>
+    <w:p>
+      <w:r>
+        <w:rPr>
+          <w:rFonts w:ascii="Calibri" w:hAnsi="Calibri" w:eastAsia="Calibri"/>
+          <w:sz w:val="22"/>
+        </w:rPr>
+        <w:t xml:space="preserve">   При ошибке Calendar перенос не подтверждается, а прежнее время и состояние напоминаний восстанавливаются.</w:t>
       </w:r>
     </w:p>
     <w:p>

--- a/Docs/Guides/Version 1.0/DEPLOYMENT_GUIDE.docx
+++ b/Docs/Guides/Version 1.0/DEPLOYMENT_GUIDE.docx
@@ -1384,6 +1384,211 @@
           <w:sz w:val="22"/>
         </w:rPr>
         <w:t>.</w:t>
+      </w:r>
+    </w:p>
+    <w:p>
+      <w:pPr>
+        <w:pStyle w:val="Heading2"/>
+      </w:pPr>
+      <w:r>
+        <w:rPr>
+          <w:rFonts w:ascii="Calibri" w:hAnsi="Calibri" w:eastAsia="Calibri"/>
+          <w:sz w:val="22"/>
+        </w:rPr>
+        <w:t>Безопасная загрузка в отдельный проект клиента</w:t>
+      </w:r>
+    </w:p>
+    <w:p>
+      <w:r>
+        <w:rPr>
+          <w:rFonts w:ascii="Calibri" w:hAnsi="Calibri" w:eastAsia="Calibri"/>
+          <w:sz w:val="22"/>
+        </w:rPr>
+        <w:t xml:space="preserve">Для production-установок используйте клиентский профиль и утилиту из корня репозитория. Например, первый профиль находится в </w:t>
+      </w:r>
+      <w:r>
+        <w:rPr>
+          <w:rFonts w:ascii="Consolas" w:hAnsi="Consolas" w:eastAsia="Consolas"/>
+          <w:color w:val="1F4D78"/>
+          <w:sz w:val="19"/>
+        </w:rPr>
+        <w:t>deployments/salon-alice</w:t>
+      </w:r>
+      <w:r>
+        <w:rPr>
+          <w:rFonts w:ascii="Calibri" w:hAnsi="Calibri" w:eastAsia="Calibri"/>
+          <w:sz w:val="22"/>
+        </w:rPr>
+        <w:t xml:space="preserve">. Скопируйте </w:t>
+      </w:r>
+      <w:r>
+        <w:rPr>
+          <w:rFonts w:ascii="Consolas" w:hAnsi="Consolas" w:eastAsia="Consolas"/>
+          <w:color w:val="1F4D78"/>
+          <w:sz w:val="19"/>
+        </w:rPr>
+        <w:t>deployment.example.json</w:t>
+      </w:r>
+      <w:r>
+        <w:rPr>
+          <w:rFonts w:ascii="Calibri" w:hAnsi="Calibri" w:eastAsia="Calibri"/>
+          <w:sz w:val="22"/>
+        </w:rPr>
+        <w:t xml:space="preserve"> в игнорируемый Git файл </w:t>
+      </w:r>
+      <w:r>
+        <w:rPr>
+          <w:rFonts w:ascii="Consolas" w:hAnsi="Consolas" w:eastAsia="Consolas"/>
+          <w:color w:val="1F4D78"/>
+          <w:sz w:val="19"/>
+        </w:rPr>
+        <w:t>deployment.local.json</w:t>
+      </w:r>
+      <w:r>
+        <w:rPr>
+          <w:rFonts w:ascii="Calibri" w:hAnsi="Calibri" w:eastAsia="Calibri"/>
+          <w:sz w:val="22"/>
+        </w:rPr>
+        <w:t xml:space="preserve"> и замените плейсхолдер реальным Script ID клиента. Токены Telegram в профиль не добавляются.</w:t>
+      </w:r>
+    </w:p>
+    <w:p>
+      <w:r>
+        <w:rPr>
+          <w:rFonts w:ascii="Calibri" w:hAnsi="Calibri" w:eastAsia="Calibri"/>
+          <w:sz w:val="22"/>
+        </w:rPr>
+        <w:t>Сначала выполните проверку без загрузки:</w:t>
+      </w:r>
+    </w:p>
+    <w:p>
+      <w:pPr>
+        <w:spacing w:before="80" w:after="160"/>
+        <w:ind w:left="360" w:right="360"/>
+        <w:shd w:fill="F2F4F7"/>
+      </w:pPr>
+      <w:r>
+        <w:rPr>
+          <w:rFonts w:ascii="Consolas" w:hAnsi="Consolas" w:eastAsia="Consolas"/>
+          <w:sz w:val="18"/>
+        </w:rPr>
+        <w:t>.\Scripts\deploy-client.cmd -Client salon-alice</w:t>
+      </w:r>
+    </w:p>
+    <w:p>
+      <w:r>
+        <w:rPr>
+          <w:rFonts w:ascii="Calibri" w:hAnsi="Calibri" w:eastAsia="Calibri"/>
+          <w:sz w:val="22"/>
+        </w:rPr>
+        <w:t xml:space="preserve">Утилита требует чистое состояние Git, запускает статическую проверку и тесты, временно выбирает Script ID клиента, выполняет </w:t>
+      </w:r>
+      <w:r>
+        <w:rPr>
+          <w:rFonts w:ascii="Consolas" w:hAnsi="Consolas" w:eastAsia="Consolas"/>
+          <w:color w:val="1F4D78"/>
+          <w:sz w:val="19"/>
+        </w:rPr>
+        <w:t>clasp status</w:t>
+      </w:r>
+      <w:r>
+        <w:rPr>
+          <w:rFonts w:ascii="Calibri" w:hAnsi="Calibri" w:eastAsia="Calibri"/>
+          <w:sz w:val="22"/>
+        </w:rPr>
+        <w:t xml:space="preserve"> и проверяет доступ к проекту. Исходный </w:t>
+      </w:r>
+      <w:r>
+        <w:rPr>
+          <w:rFonts w:ascii="Consolas" w:hAnsi="Consolas" w:eastAsia="Consolas"/>
+          <w:color w:val="1F4D78"/>
+          <w:sz w:val="19"/>
+        </w:rPr>
+        <w:t>AppsScript/.clasp.json</w:t>
+      </w:r>
+      <w:r>
+        <w:rPr>
+          <w:rFonts w:ascii="Calibri" w:hAnsi="Calibri" w:eastAsia="Calibri"/>
+          <w:sz w:val="22"/>
+        </w:rPr>
+        <w:t xml:space="preserve"> восстанавливается даже после ошибки.</w:t>
+      </w:r>
+    </w:p>
+    <w:p>
+      <w:r>
+        <w:rPr>
+          <w:rFonts w:ascii="Calibri" w:hAnsi="Calibri" w:eastAsia="Calibri"/>
+          <w:sz w:val="22"/>
+        </w:rPr>
+        <w:t>После проверки имени клиента и Script ID выполните production-загрузку:</w:t>
+      </w:r>
+    </w:p>
+    <w:p>
+      <w:pPr>
+        <w:spacing w:before="80" w:after="160"/>
+        <w:ind w:left="360" w:right="360"/>
+        <w:shd w:fill="F2F4F7"/>
+      </w:pPr>
+      <w:r>
+        <w:rPr>
+          <w:rFonts w:ascii="Consolas" w:hAnsi="Consolas" w:eastAsia="Consolas"/>
+          <w:sz w:val="18"/>
+        </w:rPr>
+        <w:t>.\Scripts\deploy-client.cmd -Client salon-alice -Push</w:t>
+      </w:r>
+    </w:p>
+    <w:p>
+      <w:r>
+        <w:rPr>
+          <w:rFonts w:ascii="Calibri" w:hAnsi="Calibri" w:eastAsia="Calibri"/>
+          <w:sz w:val="22"/>
+        </w:rPr>
+        <w:t xml:space="preserve">Перед </w:t>
+      </w:r>
+      <w:r>
+        <w:rPr>
+          <w:rFonts w:ascii="Consolas" w:hAnsi="Consolas" w:eastAsia="Consolas"/>
+          <w:color w:val="1F4D78"/>
+          <w:sz w:val="19"/>
+        </w:rPr>
+        <w:t>clasp push</w:t>
+      </w:r>
+      <w:r>
+        <w:rPr>
+          <w:rFonts w:ascii="Calibri" w:hAnsi="Calibri" w:eastAsia="Calibri"/>
+          <w:sz w:val="22"/>
+        </w:rPr>
+        <w:t xml:space="preserve"> необходимо точно ввести имя профиля </w:t>
+      </w:r>
+      <w:r>
+        <w:rPr>
+          <w:rFonts w:ascii="Consolas" w:hAnsi="Consolas" w:eastAsia="Consolas"/>
+          <w:color w:val="1F4D78"/>
+          <w:sz w:val="19"/>
+        </w:rPr>
+        <w:t>salon-alice</w:t>
+      </w:r>
+      <w:r>
+        <w:rPr>
+          <w:rFonts w:ascii="Calibri" w:hAnsi="Calibri" w:eastAsia="Calibri"/>
+          <w:sz w:val="22"/>
+        </w:rPr>
+        <w:t xml:space="preserve">. Утилита загружает только исходный код: после неё вручную обновите версию Web App deployment, выполните нужные миграции, health check и регрессию. Повторно устанавливать webhooks нужно только после изменения URL </w:t>
+      </w:r>
+      <w:r>
+        <w:rPr>
+          <w:rFonts w:ascii="Consolas" w:hAnsi="Consolas" w:eastAsia="Consolas"/>
+          <w:color w:val="1F4D78"/>
+          <w:sz w:val="19"/>
+        </w:rPr>
+        <w:t>/exec</w:t>
+      </w:r>
+      <w:r>
+        <w:rPr>
+          <w:rFonts w:ascii="Calibri" w:hAnsi="Calibri" w:eastAsia="Calibri"/>
+          <w:sz w:val="22"/>
+        </w:rPr>
+        <w:t xml:space="preserve"> или токена соответствующего бота.</w:t>
       </w:r>
     </w:p>
     <w:p>

--- a/Docs/Guides/Version 1.0/DEPLOYMENT_GUIDE.docx
+++ b/Docs/Guides/Version 1.0/DEPLOYMENT_GUIDE.docx
@@ -267,7 +267,7 @@
           <w:rFonts w:ascii="Calibri" w:hAnsi="Calibri" w:eastAsia="Calibri"/>
           <w:sz w:val="22"/>
         </w:rPr>
-        <w:t xml:space="preserve">файл-шаблон </w:t>
+        <w:t xml:space="preserve">чистый клиентский шаблон </w:t>
       </w:r>
       <w:r>
         <w:rPr>
@@ -275,7 +275,7 @@
           <w:color w:val="1F4D78"/>
           <w:sz w:val="19"/>
         </w:rPr>
-        <w:t>Docs/SmartFlow Beauty Demo.xlsx</w:t>
+        <w:t>outputs/smartflow-client-template/SmartFlow Beauty Client Template.xlsx</w:t>
       </w:r>
       <w:r>
         <w:rPr>
@@ -2717,7 +2717,7 @@
           <w:rFonts w:ascii="Calibri" w:hAnsi="Calibri" w:eastAsia="Calibri"/>
           <w:sz w:val="22"/>
         </w:rPr>
-        <w:t xml:space="preserve">При необходимости укажите в </w:t>
+        <w:t xml:space="preserve">При необходимости заполните неактивную строку-плейсхолдер в </w:t>
       </w:r>
       <w:r>
         <w:rPr>
@@ -2732,7 +2732,37 @@
           <w:rFonts w:ascii="Calibri" w:hAnsi="Calibri" w:eastAsia="Calibri"/>
           <w:sz w:val="22"/>
         </w:rPr>
-        <w:t xml:space="preserve"> дополнительных получателей новых заявок. Всех администраторов из </w:t>
+        <w:t xml:space="preserve"> для дополнительного получателя новых заявок и только после этого включите </w:t>
+      </w:r>
+      <w:r>
+        <w:rPr>
+          <w:rFonts w:ascii="Consolas" w:hAnsi="Consolas" w:eastAsia="Consolas"/>
+          <w:color w:val="1F4D78"/>
+          <w:sz w:val="19"/>
+        </w:rPr>
+        <w:t>receive_new_requests</w:t>
+      </w:r>
+      <w:r>
+        <w:rPr>
+          <w:rFonts w:ascii="Calibri" w:hAnsi="Calibri" w:eastAsia="Calibri"/>
+          <w:sz w:val="22"/>
+        </w:rPr>
+        <w:t xml:space="preserve"> и </w:t>
+      </w:r>
+      <w:r>
+        <w:rPr>
+          <w:rFonts w:ascii="Consolas" w:hAnsi="Consolas" w:eastAsia="Consolas"/>
+          <w:color w:val="1F4D78"/>
+          <w:sz w:val="19"/>
+        </w:rPr>
+        <w:t>active</w:t>
+      </w:r>
+      <w:r>
+        <w:rPr>
+          <w:rFonts w:ascii="Calibri" w:hAnsi="Calibri" w:eastAsia="Calibri"/>
+          <w:sz w:val="22"/>
+        </w:rPr>
+        <w:t xml:space="preserve">. Всех администраторов из </w:t>
       </w:r>
       <w:r>
         <w:rPr>
